--- a/cf/sh/u/files/u029.docx
+++ b/cf/sh/u/files/u029.docx
@@ -20,7 +20,7 @@
     </w:p>
     <w:p>
       <w:r>
-        <w:t>請針對每個題目，把答案填在「回答：」後面（越具體越好）；填好後請放回您的部門資料夾即可，不需回信。</w:t>
+        <w:t>這份問卷是想更了解您的實際作業，好把您的 AI 助理做得更貼近需求。第一部分請把答案填在「回答：」後面（越具體越好）；第二部分只是先讓您了解，之後用的時候再一起調整，不用現在填。填好後放回您的部門資料夾即可，不需回信。</w:t>
       </w:r>
     </w:p>
     <w:p>
@@ -32,8 +32,16 @@
       </w:r>
     </w:p>
     <w:p>
+      <w:pPr>
+        <w:pStyle w:val="Heading2"/>
+      </w:pPr>
       <w:r>
-        <w:t>1. 三區「月缺失統計」工檔的固定欄位與格式是否已統一？欄位名稱與順序在三區是否一致？</w:t>
+        <w:t>一、請您提供或確認的事情</w:t>
+      </w:r>
+    </w:p>
+    <w:p>
+      <w:r>
+        <w:t>1. 請提供北中南三區「月缺失統計」的實際檔案（就是每天同仁填的那份工檔），最好三區欄位長得一樣，AI 才對得準</w:t>
       </w:r>
     </w:p>
     <w:p>
@@ -43,7 +51,7 @@
     </w:p>
     <w:p>
       <w:r>
-        <w:t>2. 缺失類別的標準分類表是什麼？是否需與客戶 EHS／ISO 承攬管理用語對齊？</w:t>
+        <w:t>2. 請提供 2～3 份您以前寄給主管的工安週報，讓 AI 學您習慣的排版、講法和收件人是誰</w:t>
       </w:r>
     </w:p>
     <w:p>
@@ -53,7 +61,7 @@
     </w:p>
     <w:p>
       <w:r>
-        <w:t>3. 「逾期未結」如何判定？是以改善期限對照當日，還是另有結案認定規則？</w:t>
+        <w:t>3. 請確認缺失要怎麼分類（例如高處作業、動火、沒戴安全帽…），最好給一份標準分類名單</w:t>
       </w:r>
     </w:p>
     <w:p>
@@ -63,7 +71,7 @@
     </w:p>
     <w:p>
       <w:r>
-        <w:t>4. 趨勢比對的基準是「上週」還是「月累計」？基準資料由誰在何時提供？</w:t>
+        <w:t>4. 請提供上週那份資料，AI 才能拿本週跟上週比、看出哪裡變多或惡化</w:t>
       </w:r>
     </w:p>
     <w:p>
@@ -73,7 +81,7 @@
     </w:p>
     <w:p>
       <w:r>
-        <w:t>5. 週報固定收件對象、慣用語氣與版面是否有既有範本可參考？</w:t>
+        <w:t>5. 請說明「逾期未結」怎麼算（例如超過改善期限還沒結案就算），AI 才能自動標出來</w:t>
       </w:r>
     </w:p>
     <w:p>
@@ -83,12 +91,45 @@
     </w:p>
     <w:p>
       <w:r>
-        <w:t>6. 週報產出後由誰覆核、誰負責存 OneDrive 並寄發主管？</w:t>
+        <w:t>6. 請確認每欄的意思（哪一欄是日期、哪一欄是廠區、哪一欄是結案狀態）</w:t>
       </w:r>
     </w:p>
     <w:p>
       <w:r>
         <w:t>回答：</w:t>
+      </w:r>
+    </w:p>
+    <w:p>
+      <w:pPr>
+        <w:pStyle w:val="Heading2"/>
+      </w:pPr>
+      <w:r>
+        <w:t>二、要用了之後、跟 AI 一起調整的事情（先了解即可，不用現在填）</w:t>
+      </w:r>
+    </w:p>
+    <w:p>
+      <w:r>
+        <w:t>• 把三區資料貼給 AI，它先產出統計表和週報初稿，您看過覺得哪裡怪，直接請它改（例如「這個類別再細分」）</w:t>
+      </w:r>
+    </w:p>
+    <w:p>
+      <w:r>
+        <w:t>• 資料如果某區缺一塊，AI 會標「待補」而不會亂填，您補齊後再叫它重跑一次</w:t>
+      </w:r>
+    </w:p>
+    <w:p>
+      <w:r>
+        <w:t>• 數字對不上時，請 AI 把來源那幾筆列出來給您核對，確認沒問題再定稿</w:t>
+      </w:r>
+    </w:p>
+    <w:p>
+      <w:r>
+        <w:t>• 最終這份週報一定是您本人存 OneDrive、寄給主管，AI 只出草稿不會自己寄出去</w:t>
+      </w:r>
+    </w:p>
+    <w:p>
+      <w:r>
+        <w:t>• 多用幾週後，您會慢慢調整提示詞，讓週報越來越貼近您要的樣子</w:t>
       </w:r>
     </w:p>
     <w:p/>
@@ -101,8 +142,16 @@
       </w:r>
     </w:p>
     <w:p>
+      <w:pPr>
+        <w:pStyle w:val="Heading2"/>
+      </w:pPr>
       <w:r>
-        <w:t>1. 公司實際的 ISO 承攬管理月報格式為何（必填統計項、版面、欄位）？</w:t>
+        <w:t>一、請您提供或確認的事情</w:t>
+      </w:r>
+    </w:p>
+    <w:p>
+      <w:r>
+        <w:t>1. 請提供公司實際的 ISO 承攬管理月報格式（欄位、版面、一定要填的統計項目長怎樣）</w:t>
       </w:r>
     </w:p>
     <w:p>
@@ -112,7 +161,7 @@
     </w:p>
     <w:p>
       <w:r>
-        <w:t>2. 結案率、逾期件數的計算規則是什麼（以結案日對改善期限，還是月底結算）？</w:t>
+        <w:t>2. 請提供當月的缺失紀錄檔，以及欄位定義（哪一欄是結案狀態、用什麼字表示已結案）</w:t>
       </w:r>
     </w:p>
     <w:p>
@@ -122,7 +171,7 @@
     </w:p>
     <w:p>
       <w:r>
-        <w:t>3. 月報需引用的周邊統計（駐廠/承攬人數、工時、教育訓練）由誰在何時提供？</w:t>
+        <w:t>3. 請提供上個月的月報，AI 才能算月趨勢、跟上月比結案率</w:t>
       </w:r>
     </w:p>
     <w:p>
@@ -132,7 +181,7 @@
     </w:p>
     <w:p>
       <w:r>
-        <w:t>4. 缺失紀錄的固定欄位定義與結案狀態用語是否已統一？</w:t>
+        <w:t>4. 請提供月報會用到的周邊數字來源，例如當月駐廠人數、工時、教育訓練場次</w:t>
       </w:r>
     </w:p>
     <w:p>
@@ -142,7 +191,7 @@
     </w:p>
     <w:p>
       <w:r>
-        <w:t>5. 月趨勢比對是否需附上月月報？由誰提供？</w:t>
+        <w:t>5. 請說明「結案率」「逾期」怎麼算，AI 才能算對比率</w:t>
       </w:r>
     </w:p>
     <w:p>
@@ -152,12 +201,45 @@
     </w:p>
     <w:p>
       <w:r>
-        <w:t>6. 月報定稿後由誰簽核發行？</w:t>
+        <w:t>6. 請確認缺失分類用語（跟客戶 EHS／ISO 的講法一致）</w:t>
       </w:r>
     </w:p>
     <w:p>
       <w:r>
         <w:t>回答：</w:t>
+      </w:r>
+    </w:p>
+    <w:p>
+      <w:pPr>
+        <w:pStyle w:val="Heading2"/>
+      </w:pPr>
+      <w:r>
+        <w:t>二、要用了之後、跟 AI 一起調整的事情（先了解即可，不用現在填）</w:t>
+      </w:r>
+    </w:p>
+    <w:p>
+      <w:r>
+        <w:t>• 把當月缺失資料貼給 AI，它幫您算好統計、結案率，並照 ISO 格式產出月報初稿</w:t>
+      </w:r>
+    </w:p>
+    <w:p>
+      <w:r>
+        <w:t>• 某個案場資料缺一塊時，AI 會標「待補」不亂算比率，您補齊後再跑</w:t>
+      </w:r>
+    </w:p>
+    <w:p>
+      <w:r>
+        <w:t>• 有人要求「把結案率數字弄好看一點」，AI 會拒絕，提醒以實際資料為準</w:t>
+      </w:r>
+    </w:p>
+    <w:p>
+      <w:r>
+        <w:t>• 月報初稿出來後由您覆核、補待補、定稿，再送權責主管簽核發行</w:t>
+      </w:r>
+    </w:p>
+    <w:p>
+      <w:r>
+        <w:t>• 用幾個月後，您可以把月報範本、算法規則餵得更完整，AI 就越做越準</w:t>
       </w:r>
     </w:p>
     <w:p/>
@@ -170,8 +252,16 @@
       </w:r>
     </w:p>
     <w:p>
+      <w:pPr>
+        <w:pStyle w:val="Heading2"/>
+      </w:pPr>
       <w:r>
-        <w:t>1. 證照資料目前如何收集？能否改為線上表單填報或請管理部系統定期匯出 Excel/CSV（B 級前置關鍵）？</w:t>
+        <w:t>一、請您提供或確認的事情</w:t>
+      </w:r>
+    </w:p>
+    <w:p>
+      <w:r>
+        <w:t>1. 目前證照是您被動一個個跟同仁要，建議先改成線上表單填（例如 Google 表單），或請管理部系統固定匯出一份 Excel，AI 才有穩定的資料可以整理</w:t>
       </w:r>
     </w:p>
     <w:p>
@@ -181,7 +271,7 @@
     </w:p>
     <w:p>
       <w:r>
-        <w:t>2. 公司認可的證照清單有哪些？各證照的法定效期與複訓規則為何？</w:t>
+        <w:t>2. 請提供公司認可的證照清單，以及每張證照的有效期限、多久要複訓一次</w:t>
       </w:r>
     </w:p>
     <w:p>
@@ -191,7 +281,7 @@
     </w:p>
     <w:p>
       <w:r>
-        <w:t>3. 「將到期」提前提醒天數的內部規定是幾天（如 60 天）？</w:t>
+        <w:t>3. 請確認「快到期」要提前幾天提醒（例如到期前 60 天）</w:t>
       </w:r>
     </w:p>
     <w:p>
@@ -201,7 +291,7 @@
     </w:p>
     <w:p>
       <w:r>
-        <w:t>4. 工安單位彙整檔與管理部系統的欄位如何對齊，避免同一筆資料兩處不一致？</w:t>
+        <w:t>4. 請提供一份現在的證照彙整檔（就算亂亂的也沒關係），AI 才知道最後要整成什麼樣子</w:t>
       </w:r>
     </w:p>
     <w:p>
@@ -211,7 +301,7 @@
     </w:p>
     <w:p>
       <w:r>
-        <w:t>5. 若需辨識證照照片，是否接受先走 VLM 兩階段，或優先改數位化表單？</w:t>
+        <w:t>5. 請確認每筆要記哪些欄位（姓名、員編、證照名稱、發證日、有效期限…）</w:t>
       </w:r>
     </w:p>
     <w:p>
@@ -221,12 +311,45 @@
     </w:p>
     <w:p>
       <w:r>
-        <w:t>6. 彙整後的到期提醒與催補由誰負責？</w:t>
+        <w:t>6. 如果證照是紙本拍照，請確認是否要 AI 幫忙認照片，還是先改成表單填寫比較準</w:t>
       </w:r>
     </w:p>
     <w:p>
       <w:r>
         <w:t>回答：</w:t>
+      </w:r>
+    </w:p>
+    <w:p>
+      <w:pPr>
+        <w:pStyle w:val="Heading2"/>
+      </w:pPr>
+      <w:r>
+        <w:t>二、要用了之後、跟 AI 一起調整的事情（先了解即可，不用現在填）</w:t>
+      </w:r>
+    </w:p>
+    <w:p>
+      <w:r>
+        <w:t>• 資料收齊貼給 AI，它幫您整成統一清單，並自動標出「已過期」「快到期」「有效」</w:t>
+      </w:r>
+    </w:p>
+    <w:p>
+      <w:r>
+        <w:t>• 缺有效期限或欄位空白的，AI 會標「待補」，您回去催同仁補齊後再跑一次</w:t>
+      </w:r>
+    </w:p>
+    <w:p>
+      <w:r>
+        <w:t>• 有人想把過期的證照改成有效，AI 會拒絕，提醒您效期要以正式證照為準</w:t>
+      </w:r>
+    </w:p>
+    <w:p>
+      <w:r>
+        <w:t>• 催補、確認、最後存檔都由您決定，AI 只負責整理和提醒</w:t>
+      </w:r>
+    </w:p>
+    <w:p>
+      <w:r>
+        <w:t>• 這題關鍵是先把「收集方式」改成線上填報，AI 才好接手，這步做好後就跟即時可開發一樣快</w:t>
       </w:r>
     </w:p>
     <w:p/>
